--- a/DFT_paper_revision/USER_19OCT_FIGFIX/Cover_Letter.docx
+++ b/DFT_paper_revision/USER_19OCT_FIGFIX/Cover_Letter.docx
@@ -14,13 +14,13 @@
         <w:t xml:space="preserve">Universiti Malaya</w:t>
       </w:r>
       <w:r>
-        <w:t xml:space="preserve"> </w:t>
+        <w:br/>
       </w:r>
       <w:r>
         <w:t xml:space="preserve">UM Power Energy Dedicated Advanced Centre (UMPEDAC)</w:t>
       </w:r>
       <w:r>
-        <w:t xml:space="preserve"> </w:t>
+        <w:br/>
       </w:r>
       <w:r>
         <w:t xml:space="preserve">59990 Kuala Lumpur, Malaysia</w:t>
@@ -42,7 +42,7 @@
         <w:t xml:space="preserve">The Editors</w:t>
       </w:r>
       <w:r>
-        <w:t xml:space="preserve"> </w:t>
+        <w:br/>
       </w:r>
       <w:r>
         <w:rPr>
@@ -241,13 +241,13 @@
         <w:t xml:space="preserve">Azimah Binti Omar (corresponding author)</w:t>
       </w:r>
       <w:r>
-        <w:t xml:space="preserve"> </w:t>
+        <w:br/>
       </w:r>
       <w:r>
         <w:t xml:space="preserve">Department of Electrical Engineering, Faculty of Engineering, and UMPEDAC, Universiti Malaya</w:t>
       </w:r>
       <w:r>
-        <w:t xml:space="preserve"> </w:t>
+        <w:br/>
       </w:r>
       <w:r>
         <w:t xml:space="preserve">azimahomar@um.edu.my</w:t>
